--- a/AWS_Task_1.docx
+++ b/AWS_Task_1.docx
@@ -17,10 +17,10 @@
     <w:p>
       <w:r>
         <w:drawing>
-          <wp:inline distT="0" distB="0" distL="0" distR="0" wp14:anchorId="1E8CABF3" wp14:editId="664C7269">
-            <wp:extent cx="5731510" cy="3004185"/>
-            <wp:effectExtent l="0" t="0" r="2540" b="5715"/>
-            <wp:docPr id="1950201503" name="Picture 1" descr="A screenshot of a computer program&#10;&#10;AI-generated content may be incorrect."/>
+          <wp:inline distT="0" distB="0" distL="0" distR="0" wp14:anchorId="62B0392A" wp14:editId="3FCAF3BA">
+            <wp:extent cx="5731510" cy="2184400"/>
+            <wp:effectExtent l="0" t="0" r="2540" b="6350"/>
+            <wp:docPr id="2112221752" name="Picture 1" descr="A screenshot of a computer&#10;&#10;AI-generated content may be incorrect."/>
             <wp:cNvGraphicFramePr>
               <a:graphicFrameLocks xmlns:a="http://schemas.openxmlformats.org/drawingml/2006/main" noChangeAspect="1"/>
             </wp:cNvGraphicFramePr>
@@ -28,7 +28,7 @@
               <a:graphicData uri="http://schemas.openxmlformats.org/drawingml/2006/picture">
                 <pic:pic xmlns:pic="http://schemas.openxmlformats.org/drawingml/2006/picture">
                   <pic:nvPicPr>
-                    <pic:cNvPr id="1950201503" name="Picture 1" descr="A screenshot of a computer program&#10;&#10;AI-generated content may be incorrect."/>
+                    <pic:cNvPr id="2112221752" name="Picture 1" descr="A screenshot of a computer&#10;&#10;AI-generated content may be incorrect."/>
                     <pic:cNvPicPr/>
                   </pic:nvPicPr>
                   <pic:blipFill>
@@ -40,7 +40,125 @@
                   <pic:spPr>
                     <a:xfrm>
                       <a:off x="0" y="0"/>
-                      <a:ext cx="5731510" cy="3004185"/>
+                      <a:ext cx="5731510" cy="2184400"/>
+                    </a:xfrm>
+                    <a:prstGeom prst="rect">
+                      <a:avLst/>
+                    </a:prstGeom>
+                  </pic:spPr>
+                </pic:pic>
+              </a:graphicData>
+            </a:graphic>
+          </wp:inline>
+        </w:drawing>
+      </w:r>
+    </w:p>
+    <w:p>
+      <w:r>
+        <w:drawing>
+          <wp:inline distT="0" distB="0" distL="0" distR="0" wp14:anchorId="3AFD9CA5" wp14:editId="53D1054C">
+            <wp:extent cx="5731510" cy="2531745"/>
+            <wp:effectExtent l="0" t="0" r="2540" b="1905"/>
+            <wp:docPr id="778534566" name="Picture 1" descr="A screenshot of a computer&#10;&#10;AI-generated content may be incorrect."/>
+            <wp:cNvGraphicFramePr>
+              <a:graphicFrameLocks xmlns:a="http://schemas.openxmlformats.org/drawingml/2006/main" noChangeAspect="1"/>
+            </wp:cNvGraphicFramePr>
+            <a:graphic xmlns:a="http://schemas.openxmlformats.org/drawingml/2006/main">
+              <a:graphicData uri="http://schemas.openxmlformats.org/drawingml/2006/picture">
+                <pic:pic xmlns:pic="http://schemas.openxmlformats.org/drawingml/2006/picture">
+                  <pic:nvPicPr>
+                    <pic:cNvPr id="778534566" name="Picture 1" descr="A screenshot of a computer&#10;&#10;AI-generated content may be incorrect."/>
+                    <pic:cNvPicPr/>
+                  </pic:nvPicPr>
+                  <pic:blipFill>
+                    <a:blip r:embed="rId6"/>
+                    <a:stretch>
+                      <a:fillRect/>
+                    </a:stretch>
+                  </pic:blipFill>
+                  <pic:spPr>
+                    <a:xfrm>
+                      <a:off x="0" y="0"/>
+                      <a:ext cx="5731510" cy="2531745"/>
+                    </a:xfrm>
+                    <a:prstGeom prst="rect">
+                      <a:avLst/>
+                    </a:prstGeom>
+                  </pic:spPr>
+                </pic:pic>
+              </a:graphicData>
+            </a:graphic>
+          </wp:inline>
+        </w:drawing>
+      </w:r>
+    </w:p>
+    <w:p>
+      <w:r>
+        <w:drawing>
+          <wp:inline distT="0" distB="0" distL="0" distR="0" wp14:anchorId="0A65CA70" wp14:editId="30323959">
+            <wp:extent cx="5731510" cy="2403475"/>
+            <wp:effectExtent l="0" t="0" r="2540" b="0"/>
+            <wp:docPr id="1674021454" name="Picture 1" descr="A screenshot of a computer&#10;&#10;AI-generated content may be incorrect."/>
+            <wp:cNvGraphicFramePr>
+              <a:graphicFrameLocks xmlns:a="http://schemas.openxmlformats.org/drawingml/2006/main" noChangeAspect="1"/>
+            </wp:cNvGraphicFramePr>
+            <a:graphic xmlns:a="http://schemas.openxmlformats.org/drawingml/2006/main">
+              <a:graphicData uri="http://schemas.openxmlformats.org/drawingml/2006/picture">
+                <pic:pic xmlns:pic="http://schemas.openxmlformats.org/drawingml/2006/picture">
+                  <pic:nvPicPr>
+                    <pic:cNvPr id="1674021454" name="Picture 1" descr="A screenshot of a computer&#10;&#10;AI-generated content may be incorrect."/>
+                    <pic:cNvPicPr/>
+                  </pic:nvPicPr>
+                  <pic:blipFill>
+                    <a:blip r:embed="rId7"/>
+                    <a:stretch>
+                      <a:fillRect/>
+                    </a:stretch>
+                  </pic:blipFill>
+                  <pic:spPr>
+                    <a:xfrm>
+                      <a:off x="0" y="0"/>
+                      <a:ext cx="5731510" cy="2403475"/>
+                    </a:xfrm>
+                    <a:prstGeom prst="rect">
+                      <a:avLst/>
+                    </a:prstGeom>
+                  </pic:spPr>
+                </pic:pic>
+              </a:graphicData>
+            </a:graphic>
+          </wp:inline>
+        </w:drawing>
+      </w:r>
+    </w:p>
+    <w:p>
+      <w:r>
+        <w:lastRenderedPageBreak/>
+        <w:drawing>
+          <wp:inline distT="0" distB="0" distL="0" distR="0" wp14:anchorId="2F06C9E9" wp14:editId="35251977">
+            <wp:extent cx="5731510" cy="5426075"/>
+            <wp:effectExtent l="0" t="0" r="2540" b="3175"/>
+            <wp:docPr id="90622842" name="Picture 1"/>
+            <wp:cNvGraphicFramePr>
+              <a:graphicFrameLocks xmlns:a="http://schemas.openxmlformats.org/drawingml/2006/main" noChangeAspect="1"/>
+            </wp:cNvGraphicFramePr>
+            <a:graphic xmlns:a="http://schemas.openxmlformats.org/drawingml/2006/main">
+              <a:graphicData uri="http://schemas.openxmlformats.org/drawingml/2006/picture">
+                <pic:pic xmlns:pic="http://schemas.openxmlformats.org/drawingml/2006/picture">
+                  <pic:nvPicPr>
+                    <pic:cNvPr id="90622842" name=""/>
+                    <pic:cNvPicPr/>
+                  </pic:nvPicPr>
+                  <pic:blipFill>
+                    <a:blip r:embed="rId8"/>
+                    <a:stretch>
+                      <a:fillRect/>
+                    </a:stretch>
+                  </pic:blipFill>
+                  <pic:spPr>
+                    <a:xfrm>
+                      <a:off x="0" y="0"/>
+                      <a:ext cx="5731510" cy="5426075"/>
                     </a:xfrm>
                     <a:prstGeom prst="rect">
                       <a:avLst/>
@@ -763,6 +881,7 @@
   <w:style w:type="character" w:default="1" w:styleId="DefaultParagraphFont">
     <w:name w:val="Default Paragraph Font"/>
     <w:uiPriority w:val="1"/>
+    <w:semiHidden/>
     <w:unhideWhenUsed/>
   </w:style>
   <w:style w:type="table" w:default="1" w:styleId="TableNormal">
